--- a/과제제출물/04_행정지원_특별실지기_특별실지기_개요및설명서.docx
+++ b/과제제출물/04_행정지원_특별실지기_특별실지기_개요및설명서.docx
@@ -910,7 +910,7 @@
     <w:sdt>
       <w:sdtPr>
         <w:alias w:val="목차"/>
-        <w:id w:val="709146013"/>
+        <w:id w:val="-394122856"/>
       </w:sdtPr>
       <w:sdtEndPr/>
       <w:sdtContent>
@@ -938,7 +938,7 @@
           <w:r>
             <w:fldChar w:fldCharType="separate"/>
           </w:r>
-          <w:hyperlink w:anchor="_Toc244050124" w:history="1">
+          <w:hyperlink w:anchor="_Toc244052411" w:history="1">
             <w:r>
               <w:rPr>
                 <w:rStyle w:val="a5"/>
@@ -962,7 +962,7 @@
               <w:rPr>
                 <w:noProof/>
               </w:rPr>
-              <w:instrText xml:space="preserve"> PAGEREF _Toc244050124 \h </w:instrText>
+              <w:instrText xml:space="preserve"> PAGEREF _Toc244052411 \h </w:instrText>
             </w:r>
             <w:r>
               <w:rPr>
@@ -1005,7 +1005,7 @@
               <w14:ligatures w14:val="standardContextual"/>
             </w:rPr>
           </w:pPr>
-          <w:hyperlink w:anchor="_Toc244050125" w:history="1">
+          <w:hyperlink w:anchor="_Toc244052412" w:history="1">
             <w:r>
               <w:rPr>
                 <w:rStyle w:val="a5"/>
@@ -1029,7 +1029,7 @@
               <w:rPr>
                 <w:noProof/>
               </w:rPr>
-              <w:instrText xml:space="preserve"> PAGEREF _Toc244050125 \h </w:instrText>
+              <w:instrText xml:space="preserve"> PAGEREF _Toc244052412 \h </w:instrText>
             </w:r>
             <w:r>
               <w:rPr>
@@ -1072,7 +1072,7 @@
               <w14:ligatures w14:val="standardContextual"/>
             </w:rPr>
           </w:pPr>
-          <w:hyperlink w:anchor="_Toc244050126" w:history="1">
+          <w:hyperlink w:anchor="_Toc244052413" w:history="1">
             <w:r>
               <w:rPr>
                 <w:rStyle w:val="a5"/>
@@ -1096,7 +1096,7 @@
               <w:rPr>
                 <w:noProof/>
               </w:rPr>
-              <w:instrText xml:space="preserve"> PAGEREF _Toc244050126 \h </w:instrText>
+              <w:instrText xml:space="preserve"> PAGEREF _Toc244052413 \h </w:instrText>
             </w:r>
             <w:r>
               <w:rPr>
@@ -1139,7 +1139,7 @@
               <w14:ligatures w14:val="standardContextual"/>
             </w:rPr>
           </w:pPr>
-          <w:hyperlink w:anchor="_Toc244050127" w:history="1">
+          <w:hyperlink w:anchor="_Toc244052414" w:history="1">
             <w:r>
               <w:rPr>
                 <w:rStyle w:val="a5"/>
@@ -1163,7 +1163,7 @@
               <w:rPr>
                 <w:noProof/>
               </w:rPr>
-              <w:instrText xml:space="preserve"> PAGEREF _Toc244050127 \h </w:instrText>
+              <w:instrText xml:space="preserve"> PAGEREF _Toc244052414 \h </w:instrText>
             </w:r>
             <w:r>
               <w:rPr>
@@ -1206,7 +1206,7 @@
               <w14:ligatures w14:val="standardContextual"/>
             </w:rPr>
           </w:pPr>
-          <w:hyperlink w:anchor="_Toc244050128" w:history="1">
+          <w:hyperlink w:anchor="_Toc244052415" w:history="1">
             <w:r>
               <w:rPr>
                 <w:rStyle w:val="a5"/>
@@ -1230,7 +1230,7 @@
               <w:rPr>
                 <w:noProof/>
               </w:rPr>
-              <w:instrText xml:space="preserve"> PAGEREF _Toc244050128 \h </w:instrText>
+              <w:instrText xml:space="preserve"> PAGEREF _Toc244052415 \h </w:instrText>
             </w:r>
             <w:r>
               <w:rPr>
@@ -1272,7 +1272,7 @@
               <w14:ligatures w14:val="standardContextual"/>
             </w:rPr>
           </w:pPr>
-          <w:hyperlink w:anchor="_Toc244050129" w:history="1">
+          <w:hyperlink w:anchor="_Toc244052416" w:history="1">
             <w:r>
               <w:rPr>
                 <w:rStyle w:val="a5"/>
@@ -1296,7 +1296,7 @@
               <w:rPr>
                 <w:noProof/>
               </w:rPr>
-              <w:instrText xml:space="preserve"> PAGEREF _Toc244050129 \h </w:instrText>
+              <w:instrText xml:space="preserve"> PAGEREF _Toc244052416 \h </w:instrText>
             </w:r>
             <w:r>
               <w:rPr>
@@ -1339,7 +1339,7 @@
               <w14:ligatures w14:val="standardContextual"/>
             </w:rPr>
           </w:pPr>
-          <w:hyperlink w:anchor="_Toc244050130" w:history="1">
+          <w:hyperlink w:anchor="_Toc244052417" w:history="1">
             <w:r>
               <w:rPr>
                 <w:rStyle w:val="a5"/>
@@ -1363,7 +1363,7 @@
               <w:rPr>
                 <w:noProof/>
               </w:rPr>
-              <w:instrText xml:space="preserve"> PAGEREF _Toc244050130 \h </w:instrText>
+              <w:instrText xml:space="preserve"> PAGEREF _Toc244052417 \h </w:instrText>
             </w:r>
             <w:r>
               <w:rPr>
@@ -1406,7 +1406,7 @@
               <w14:ligatures w14:val="standardContextual"/>
             </w:rPr>
           </w:pPr>
-          <w:hyperlink w:anchor="_Toc244050131" w:history="1">
+          <w:hyperlink w:anchor="_Toc244052418" w:history="1">
             <w:r>
               <w:rPr>
                 <w:rStyle w:val="a5"/>
@@ -1430,7 +1430,7 @@
               <w:rPr>
                 <w:noProof/>
               </w:rPr>
-              <w:instrText xml:space="preserve"> PAGEREF _Toc244050131 \h </w:instrText>
+              <w:instrText xml:space="preserve"> PAGEREF _Toc244052418 \h </w:instrText>
             </w:r>
             <w:r>
               <w:rPr>
@@ -1472,7 +1472,7 @@
               <w14:ligatures w14:val="standardContextual"/>
             </w:rPr>
           </w:pPr>
-          <w:hyperlink w:anchor="_Toc244050132" w:history="1">
+          <w:hyperlink w:anchor="_Toc244052419" w:history="1">
             <w:r>
               <w:rPr>
                 <w:rStyle w:val="a5"/>
@@ -1496,7 +1496,7 @@
               <w:rPr>
                 <w:noProof/>
               </w:rPr>
-              <w:instrText xml:space="preserve"> PAGEREF _Toc244050132 \h </w:instrText>
+              <w:instrText xml:space="preserve"> PAGEREF _Toc244052419 \h </w:instrText>
             </w:r>
             <w:r>
               <w:rPr>
@@ -1538,7 +1538,7 @@
               <w14:ligatures w14:val="standardContextual"/>
             </w:rPr>
           </w:pPr>
-          <w:hyperlink w:anchor="_Toc244050133" w:history="1">
+          <w:hyperlink w:anchor="_Toc244052420" w:history="1">
             <w:r>
               <w:rPr>
                 <w:rStyle w:val="a5"/>
@@ -1562,7 +1562,7 @@
               <w:rPr>
                 <w:noProof/>
               </w:rPr>
-              <w:instrText xml:space="preserve"> PAGEREF _Toc244050133 \h </w:instrText>
+              <w:instrText xml:space="preserve"> PAGEREF _Toc244052420 \h </w:instrText>
             </w:r>
             <w:r>
               <w:rPr>
@@ -1605,7 +1605,7 @@
               <w14:ligatures w14:val="standardContextual"/>
             </w:rPr>
           </w:pPr>
-          <w:hyperlink w:anchor="_Toc244050134" w:history="1">
+          <w:hyperlink w:anchor="_Toc244052421" w:history="1">
             <w:r>
               <w:rPr>
                 <w:rStyle w:val="a5"/>
@@ -1629,7 +1629,7 @@
               <w:rPr>
                 <w:noProof/>
               </w:rPr>
-              <w:instrText xml:space="preserve"> PAGEREF _Toc244050134 \h </w:instrText>
+              <w:instrText xml:space="preserve"> PAGEREF _Toc244052421 \h </w:instrText>
             </w:r>
             <w:r>
               <w:rPr>
@@ -1672,7 +1672,7 @@
               <w14:ligatures w14:val="standardContextual"/>
             </w:rPr>
           </w:pPr>
-          <w:hyperlink w:anchor="_Toc244050135" w:history="1">
+          <w:hyperlink w:anchor="_Toc244052422" w:history="1">
             <w:r>
               <w:rPr>
                 <w:rStyle w:val="a5"/>
@@ -1696,7 +1696,7 @@
               <w:rPr>
                 <w:noProof/>
               </w:rPr>
-              <w:instrText xml:space="preserve"> PAGEREF _Toc244050135 \h </w:instrText>
+              <w:instrText xml:space="preserve"> PAGEREF _Toc244052422 \h </w:instrText>
             </w:r>
             <w:r>
               <w:rPr>
@@ -1739,7 +1739,7 @@
               <w14:ligatures w14:val="standardContextual"/>
             </w:rPr>
           </w:pPr>
-          <w:hyperlink w:anchor="_Toc244050136" w:history="1">
+          <w:hyperlink w:anchor="_Toc244052423" w:history="1">
             <w:r>
               <w:rPr>
                 <w:rStyle w:val="a5"/>
@@ -1763,7 +1763,7 @@
               <w:rPr>
                 <w:noProof/>
               </w:rPr>
-              <w:instrText xml:space="preserve"> PAGEREF _Toc244050136 \h </w:instrText>
+              <w:instrText xml:space="preserve"> PAGEREF _Toc244052423 \h </w:instrText>
             </w:r>
             <w:r>
               <w:rPr>
@@ -1805,7 +1805,7 @@
               <w14:ligatures w14:val="standardContextual"/>
             </w:rPr>
           </w:pPr>
-          <w:hyperlink w:anchor="_Toc244050137" w:history="1">
+          <w:hyperlink w:anchor="_Toc244052424" w:history="1">
             <w:r>
               <w:rPr>
                 <w:rStyle w:val="a5"/>
@@ -1829,7 +1829,7 @@
               <w:rPr>
                 <w:noProof/>
               </w:rPr>
-              <w:instrText xml:space="preserve"> PAGEREF _Toc244050137 \h </w:instrText>
+              <w:instrText xml:space="preserve"> PAGEREF _Toc244052424 \h </w:instrText>
             </w:r>
             <w:r>
               <w:rPr>
@@ -1871,7 +1871,7 @@
               <w14:ligatures w14:val="standardContextual"/>
             </w:rPr>
           </w:pPr>
-          <w:hyperlink w:anchor="_Toc244050138" w:history="1">
+          <w:hyperlink w:anchor="_Toc244052425" w:history="1">
             <w:r>
               <w:rPr>
                 <w:rStyle w:val="a5"/>
@@ -1895,7 +1895,7 @@
               <w:rPr>
                 <w:noProof/>
               </w:rPr>
-              <w:instrText xml:space="preserve"> PAGEREF _Toc244050138 \h </w:instrText>
+              <w:instrText xml:space="preserve"> PAGEREF _Toc244052425 \h </w:instrText>
             </w:r>
             <w:r>
               <w:rPr>
@@ -1938,7 +1938,7 @@
               <w14:ligatures w14:val="standardContextual"/>
             </w:rPr>
           </w:pPr>
-          <w:hyperlink w:anchor="_Toc244050139" w:history="1">
+          <w:hyperlink w:anchor="_Toc244052426" w:history="1">
             <w:r>
               <w:rPr>
                 <w:rStyle w:val="a5"/>
@@ -1962,7 +1962,7 @@
               <w:rPr>
                 <w:noProof/>
               </w:rPr>
-              <w:instrText xml:space="preserve"> PAGEREF _Toc244050139 \h </w:instrText>
+              <w:instrText xml:space="preserve"> PAGEREF _Toc244052426 \h </w:instrText>
             </w:r>
             <w:r>
               <w:rPr>
@@ -2005,7 +2005,7 @@
               <w14:ligatures w14:val="standardContextual"/>
             </w:rPr>
           </w:pPr>
-          <w:hyperlink w:anchor="_Toc244050140" w:history="1">
+          <w:hyperlink w:anchor="_Toc244052427" w:history="1">
             <w:r>
               <w:rPr>
                 <w:rStyle w:val="a5"/>
@@ -2029,7 +2029,7 @@
               <w:rPr>
                 <w:noProof/>
               </w:rPr>
-              <w:instrText xml:space="preserve"> PAGEREF _Toc244050140 \h </w:instrText>
+              <w:instrText xml:space="preserve"> PAGEREF _Toc244052427 \h </w:instrText>
             </w:r>
             <w:r>
               <w:rPr>
@@ -2072,7 +2072,7 @@
               <w14:ligatures w14:val="standardContextual"/>
             </w:rPr>
           </w:pPr>
-          <w:hyperlink w:anchor="_Toc244050141" w:history="1">
+          <w:hyperlink w:anchor="_Toc244052428" w:history="1">
             <w:r>
               <w:rPr>
                 <w:rStyle w:val="a5"/>
@@ -2096,7 +2096,7 @@
               <w:rPr>
                 <w:noProof/>
               </w:rPr>
-              <w:instrText xml:space="preserve"> PAGEREF _Toc244050141 \h </w:instrText>
+              <w:instrText xml:space="preserve"> PAGEREF _Toc244052428 \h </w:instrText>
             </w:r>
             <w:r>
               <w:rPr>
@@ -2139,7 +2139,7 @@
               <w14:ligatures w14:val="standardContextual"/>
             </w:rPr>
           </w:pPr>
-          <w:hyperlink w:anchor="_Toc244050142" w:history="1">
+          <w:hyperlink w:anchor="_Toc244052429" w:history="1">
             <w:r>
               <w:rPr>
                 <w:rStyle w:val="a5"/>
@@ -2163,7 +2163,7 @@
               <w:rPr>
                 <w:noProof/>
               </w:rPr>
-              <w:instrText xml:space="preserve"> PAGEREF _Toc244050142 \h </w:instrText>
+              <w:instrText xml:space="preserve"> PAGEREF _Toc244052429 \h </w:instrText>
             </w:r>
             <w:r>
               <w:rPr>
@@ -2205,7 +2205,7 @@
               <w14:ligatures w14:val="standardContextual"/>
             </w:rPr>
           </w:pPr>
-          <w:hyperlink w:anchor="_Toc244050143" w:history="1">
+          <w:hyperlink w:anchor="_Toc244052430" w:history="1">
             <w:r>
               <w:rPr>
                 <w:rStyle w:val="a5"/>
@@ -2229,7 +2229,7 @@
               <w:rPr>
                 <w:noProof/>
               </w:rPr>
-              <w:instrText xml:space="preserve"> PAGEREF _Toc244050143 \h </w:instrText>
+              <w:instrText xml:space="preserve"> PAGEREF _Toc244052430 \h </w:instrText>
             </w:r>
             <w:r>
               <w:rPr>
@@ -2271,7 +2271,7 @@
               <w14:ligatures w14:val="standardContextual"/>
             </w:rPr>
           </w:pPr>
-          <w:hyperlink w:anchor="_Toc244050144" w:history="1">
+          <w:hyperlink w:anchor="_Toc244052431" w:history="1">
             <w:r>
               <w:rPr>
                 <w:rStyle w:val="a5"/>
@@ -2295,7 +2295,7 @@
               <w:rPr>
                 <w:noProof/>
               </w:rPr>
-              <w:instrText xml:space="preserve"> PAGEREF _Toc244050144 \h </w:instrText>
+              <w:instrText xml:space="preserve"> PAGEREF _Toc244052431 \h </w:instrText>
             </w:r>
             <w:r>
               <w:rPr>
@@ -2338,7 +2338,7 @@
               <w14:ligatures w14:val="standardContextual"/>
             </w:rPr>
           </w:pPr>
-          <w:hyperlink w:anchor="_Toc244050145" w:history="1">
+          <w:hyperlink w:anchor="_Toc244052432" w:history="1">
             <w:r>
               <w:rPr>
                 <w:rStyle w:val="a5"/>
@@ -2362,7 +2362,7 @@
               <w:rPr>
                 <w:noProof/>
               </w:rPr>
-              <w:instrText xml:space="preserve"> PAGEREF _Toc244050145 \h </w:instrText>
+              <w:instrText xml:space="preserve"> PAGEREF _Toc244052432 \h </w:instrText>
             </w:r>
             <w:r>
               <w:rPr>
@@ -2405,7 +2405,7 @@
               <w14:ligatures w14:val="standardContextual"/>
             </w:rPr>
           </w:pPr>
-          <w:hyperlink w:anchor="_Toc244050146" w:history="1">
+          <w:hyperlink w:anchor="_Toc244052433" w:history="1">
             <w:r>
               <w:rPr>
                 <w:rStyle w:val="a5"/>
@@ -2429,7 +2429,7 @@
               <w:rPr>
                 <w:noProof/>
               </w:rPr>
-              <w:instrText xml:space="preserve"> PAGEREF _Toc244050146 \h </w:instrText>
+              <w:instrText xml:space="preserve"> PAGEREF _Toc244052433 \h </w:instrText>
             </w:r>
             <w:r>
               <w:rPr>
@@ -2472,7 +2472,7 @@
               <w14:ligatures w14:val="standardContextual"/>
             </w:rPr>
           </w:pPr>
-          <w:hyperlink w:anchor="_Toc244050147" w:history="1">
+          <w:hyperlink w:anchor="_Toc244052434" w:history="1">
             <w:r>
               <w:rPr>
                 <w:rStyle w:val="a5"/>
@@ -2496,7 +2496,7 @@
               <w:rPr>
                 <w:noProof/>
               </w:rPr>
-              <w:instrText xml:space="preserve"> PAGEREF _Toc244050147 \h </w:instrText>
+              <w:instrText xml:space="preserve"> PAGEREF _Toc244052434 \h </w:instrText>
             </w:r>
             <w:r>
               <w:rPr>
@@ -2539,7 +2539,7 @@
               <w14:ligatures w14:val="standardContextual"/>
             </w:rPr>
           </w:pPr>
-          <w:hyperlink w:anchor="_Toc244050148" w:history="1">
+          <w:hyperlink w:anchor="_Toc244052435" w:history="1">
             <w:r>
               <w:rPr>
                 <w:rStyle w:val="a5"/>
@@ -2563,7 +2563,7 @@
               <w:rPr>
                 <w:noProof/>
               </w:rPr>
-              <w:instrText xml:space="preserve"> PAGEREF _Toc244050148 \h </w:instrText>
+              <w:instrText xml:space="preserve"> PAGEREF _Toc244052435 \h </w:instrText>
             </w:r>
             <w:r>
               <w:rPr>
@@ -2605,7 +2605,7 @@
               <w14:ligatures w14:val="standardContextual"/>
             </w:rPr>
           </w:pPr>
-          <w:hyperlink w:anchor="_Toc244050149" w:history="1">
+          <w:hyperlink w:anchor="_Toc244052436" w:history="1">
             <w:r>
               <w:rPr>
                 <w:rStyle w:val="a5"/>
@@ -2629,7 +2629,7 @@
               <w:rPr>
                 <w:noProof/>
               </w:rPr>
-              <w:instrText xml:space="preserve"> PAGEREF _Toc244050149 \h </w:instrText>
+              <w:instrText xml:space="preserve"> PAGEREF _Toc244052436 \h </w:instrText>
             </w:r>
             <w:r>
               <w:rPr>
@@ -2671,7 +2671,7 @@
               <w14:ligatures w14:val="standardContextual"/>
             </w:rPr>
           </w:pPr>
-          <w:hyperlink w:anchor="_Toc244050150" w:history="1">
+          <w:hyperlink w:anchor="_Toc244052437" w:history="1">
             <w:r>
               <w:rPr>
                 <w:rStyle w:val="a5"/>
@@ -2695,7 +2695,7 @@
               <w:rPr>
                 <w:noProof/>
               </w:rPr>
-              <w:instrText xml:space="preserve"> PAGEREF _Toc244050150 \h </w:instrText>
+              <w:instrText xml:space="preserve"> PAGEREF _Toc244052437 \h </w:instrText>
             </w:r>
             <w:r>
               <w:rPr>
@@ -2737,7 +2737,7 @@
               <w14:ligatures w14:val="standardContextual"/>
             </w:rPr>
           </w:pPr>
-          <w:hyperlink w:anchor="_Toc244050151" w:history="1">
+          <w:hyperlink w:anchor="_Toc244052438" w:history="1">
             <w:r>
               <w:rPr>
                 <w:rStyle w:val="a5"/>
@@ -2761,7 +2761,7 @@
               <w:rPr>
                 <w:noProof/>
               </w:rPr>
-              <w:instrText xml:space="preserve"> PAGEREF _Toc244050151 \h </w:instrText>
+              <w:instrText xml:space="preserve"> PAGEREF _Toc244052438 \h </w:instrText>
             </w:r>
             <w:r>
               <w:rPr>
@@ -2803,7 +2803,7 @@
               <w14:ligatures w14:val="standardContextual"/>
             </w:rPr>
           </w:pPr>
-          <w:hyperlink w:anchor="_Toc244050152" w:history="1">
+          <w:hyperlink w:anchor="_Toc244052439" w:history="1">
             <w:r>
               <w:rPr>
                 <w:rStyle w:val="a5"/>
@@ -2827,7 +2827,7 @@
               <w:rPr>
                 <w:noProof/>
               </w:rPr>
-              <w:instrText xml:space="preserve"> PAGEREF _Toc244050152 \h </w:instrText>
+              <w:instrText xml:space="preserve"> PAGEREF _Toc244052439 \h </w:instrText>
             </w:r>
             <w:r>
               <w:rPr>
@@ -2871,8 +2871,9 @@
       <w:pPr>
         <w:pStyle w:val="1"/>
       </w:pPr>
-      <w:bookmarkStart w:id="0" w:name="_Toc244050124"/>
-      <w:r>
+      <w:bookmarkStart w:id="0" w:name="_Toc244052411"/>
+      <w:r>
+        <w:lastRenderedPageBreak/>
         <w:t xml:space="preserve">1. </w:t>
       </w:r>
       <w:r>
@@ -3272,7 +3273,7 @@
           <w:noProof/>
         </w:rPr>
         <w:drawing>
-          <wp:inline distT="0" distB="0" distL="0" distR="0" wp14:anchorId="1B8369B1" wp14:editId="1B7A6CB7">
+          <wp:inline distT="0" distB="0" distL="0" distR="0" wp14:anchorId="6C655455" wp14:editId="06612177">
             <wp:extent cx="4362450" cy="3429000"/>
             <wp:effectExtent l="0" t="0" r="0" b="0"/>
             <wp:docPr id="1" name="그림 1"/>
@@ -3561,7 +3562,7 @@
       <w:pPr>
         <w:pStyle w:val="2"/>
       </w:pPr>
-      <w:bookmarkStart w:id="1" w:name="_Toc244050125"/>
+      <w:bookmarkStart w:id="1" w:name="_Toc244052412"/>
       <w:r>
         <w:t xml:space="preserve">1.1 </w:t>
       </w:r>
@@ -4266,6 +4267,7 @@
           <w:b/>
           <w:bCs/>
         </w:rPr>
+        <w:lastRenderedPageBreak/>
         <w:t>수량형</w:t>
       </w:r>
       <w:r>
@@ -4716,7 +4718,7 @@
       <w:pPr>
         <w:pStyle w:val="2"/>
       </w:pPr>
-      <w:bookmarkStart w:id="2" w:name="_Toc244050126"/>
+      <w:bookmarkStart w:id="2" w:name="_Toc244052413"/>
       <w:r>
         <w:t xml:space="preserve">1.2 </w:t>
       </w:r>
@@ -5830,7 +5832,7 @@
       <w:pPr>
         <w:pStyle w:val="2"/>
       </w:pPr>
-      <w:bookmarkStart w:id="3" w:name="_Toc244050127"/>
+      <w:bookmarkStart w:id="3" w:name="_Toc244052414"/>
       <w:r>
         <w:t xml:space="preserve">1.3 </w:t>
       </w:r>
@@ -6162,7 +6164,11 @@
         <w:t xml:space="preserve">, </w:t>
       </w:r>
       <w:r>
-        <w:t>결재란이</w:t>
+        <w:t>결재</w:t>
+      </w:r>
+      <w:r>
+        <w:lastRenderedPageBreak/>
+        <w:t>란이</w:t>
       </w:r>
       <w:r>
         <w:t xml:space="preserve"> </w:t>
@@ -6334,7 +6340,7 @@
       <w:pPr>
         <w:pStyle w:val="2"/>
       </w:pPr>
-      <w:bookmarkStart w:id="4" w:name="_Toc244050128"/>
+      <w:bookmarkStart w:id="4" w:name="_Toc244052415"/>
       <w:r>
         <w:t xml:space="preserve">1.4 </w:t>
       </w:r>
@@ -7366,7 +7372,7 @@
               <w:t xml:space="preserve"> </w:t>
             </w:r>
             <w:r>
-              <w:t>가온초등학교</w:t>
+              <w:t>경인초등학교</w:t>
             </w:r>
             <w:r>
               <w:t xml:space="preserve"> 2026</w:t>
@@ -7686,7 +7692,7 @@
       <w:pPr>
         <w:pStyle w:val="1"/>
       </w:pPr>
-      <w:bookmarkStart w:id="5" w:name="_Toc244050129"/>
+      <w:bookmarkStart w:id="5" w:name="_Toc244052416"/>
       <w:r>
         <w:t xml:space="preserve">2. </w:t>
       </w:r>
@@ -7920,7 +7926,7 @@
       <w:pPr>
         <w:pStyle w:val="2"/>
       </w:pPr>
-      <w:bookmarkStart w:id="6" w:name="_Toc244050130"/>
+      <w:bookmarkStart w:id="6" w:name="_Toc244052417"/>
       <w:r>
         <w:t xml:space="preserve">2.1 </w:t>
       </w:r>
@@ -10993,7 +10999,7 @@
       <w:pPr>
         <w:pStyle w:val="2"/>
       </w:pPr>
-      <w:bookmarkStart w:id="7" w:name="_Toc244050131"/>
+      <w:bookmarkStart w:id="7" w:name="_Toc244052418"/>
       <w:r>
         <w:t xml:space="preserve">2.2 </w:t>
       </w:r>
@@ -15650,7 +15656,7 @@
       <w:pPr>
         <w:pStyle w:val="1"/>
       </w:pPr>
-      <w:bookmarkStart w:id="8" w:name="_Toc244050132"/>
+      <w:bookmarkStart w:id="8" w:name="_Toc244052419"/>
       <w:r>
         <w:t xml:space="preserve">3. </w:t>
       </w:r>
@@ -16486,10 +16492,10 @@
           <w:noProof/>
         </w:rPr>
         <w:drawing>
-          <wp:inline distT="0" distB="0" distL="0" distR="0" wp14:anchorId="42A971E9" wp14:editId="7983D1C8">
+          <wp:inline distT="0" distB="0" distL="0" distR="0" wp14:anchorId="574D8AF3" wp14:editId="54D8795F">
             <wp:extent cx="4362450" cy="3429000"/>
             <wp:effectExtent l="0" t="0" r="0" b="0"/>
-            <wp:docPr id="2037002913" name="그림 2037002913"/>
+            <wp:docPr id="739203594" name="그림 739203594"/>
             <wp:cNvGraphicFramePr>
               <a:graphicFrameLocks xmlns:a="http://schemas.openxmlformats.org/drawingml/2006/main" noChangeAspect="1"/>
             </wp:cNvGraphicFramePr>
@@ -17447,10 +17453,10 @@
           <w:noProof/>
         </w:rPr>
         <w:drawing>
-          <wp:inline distT="0" distB="0" distL="0" distR="0" wp14:anchorId="5113D333" wp14:editId="009A3AF3">
+          <wp:inline distT="0" distB="0" distL="0" distR="0" wp14:anchorId="0FB51D56" wp14:editId="32332E55">
             <wp:extent cx="4133850" cy="2581275"/>
             <wp:effectExtent l="0" t="0" r="0" b="0"/>
-            <wp:docPr id="1420006160" name="그림 1420006160"/>
+            <wp:docPr id="759824812" name="그림 759824812"/>
             <wp:cNvGraphicFramePr>
               <a:graphicFrameLocks xmlns:a="http://schemas.openxmlformats.org/drawingml/2006/main" noChangeAspect="1"/>
             </wp:cNvGraphicFramePr>
@@ -18086,10 +18092,10 @@
           <w:noProof/>
         </w:rPr>
         <w:drawing>
-          <wp:inline distT="0" distB="0" distL="0" distR="0" wp14:anchorId="37D43393" wp14:editId="62CB6A30">
+          <wp:inline distT="0" distB="0" distL="0" distR="0" wp14:anchorId="70852E4B" wp14:editId="404DF506">
             <wp:extent cx="4133850" cy="2581275"/>
             <wp:effectExtent l="0" t="0" r="0" b="0"/>
-            <wp:docPr id="733774589" name="그림 733774589"/>
+            <wp:docPr id="42699062" name="그림 42699062"/>
             <wp:cNvGraphicFramePr>
               <a:graphicFrameLocks xmlns:a="http://schemas.openxmlformats.org/drawingml/2006/main" noChangeAspect="1"/>
             </wp:cNvGraphicFramePr>
@@ -18761,10 +18767,10 @@
           <w:noProof/>
         </w:rPr>
         <w:drawing>
-          <wp:inline distT="0" distB="0" distL="0" distR="0" wp14:anchorId="30B5AC4C" wp14:editId="449FB8ED">
+          <wp:inline distT="0" distB="0" distL="0" distR="0" wp14:anchorId="09BDB1BD" wp14:editId="4D5848DF">
             <wp:extent cx="4362450" cy="3657600"/>
             <wp:effectExtent l="0" t="0" r="0" b="0"/>
-            <wp:docPr id="1095635633" name="그림 1095635633"/>
+            <wp:docPr id="1296066067" name="그림 1296066067"/>
             <wp:cNvGraphicFramePr>
               <a:graphicFrameLocks xmlns:a="http://schemas.openxmlformats.org/drawingml/2006/main" noChangeAspect="1"/>
             </wp:cNvGraphicFramePr>
@@ -19390,10 +19396,10 @@
           <w:noProof/>
         </w:rPr>
         <w:drawing>
-          <wp:inline distT="0" distB="0" distL="0" distR="0" wp14:anchorId="3E86235B" wp14:editId="3B0729EF">
+          <wp:inline distT="0" distB="0" distL="0" distR="0" wp14:anchorId="4EF0691B" wp14:editId="77FCFF55">
             <wp:extent cx="4362450" cy="3914775"/>
             <wp:effectExtent l="0" t="0" r="0" b="0"/>
-            <wp:docPr id="2095695426" name="그림 2095695426"/>
+            <wp:docPr id="1121286019" name="그림 1121286019"/>
             <wp:cNvGraphicFramePr>
               <a:graphicFrameLocks xmlns:a="http://schemas.openxmlformats.org/drawingml/2006/main" noChangeAspect="1"/>
             </wp:cNvGraphicFramePr>
@@ -19646,10 +19652,10 @@
           <w:noProof/>
         </w:rPr>
         <w:drawing>
-          <wp:inline distT="0" distB="0" distL="0" distR="0" wp14:anchorId="1CE0816E" wp14:editId="6BD21700">
+          <wp:inline distT="0" distB="0" distL="0" distR="0" wp14:anchorId="3FDC4781" wp14:editId="00B001CC">
             <wp:extent cx="3676650" cy="4572000"/>
             <wp:effectExtent l="0" t="0" r="0" b="0"/>
-            <wp:docPr id="1426860587" name="그림 1426860587"/>
+            <wp:docPr id="1147078042" name="그림 1147078042"/>
             <wp:cNvGraphicFramePr>
               <a:graphicFrameLocks xmlns:a="http://schemas.openxmlformats.org/drawingml/2006/main" noChangeAspect="1"/>
             </wp:cNvGraphicFramePr>
@@ -20347,10 +20353,10 @@
           <w:noProof/>
         </w:rPr>
         <w:drawing>
-          <wp:inline distT="0" distB="0" distL="0" distR="0" wp14:anchorId="75C9441F" wp14:editId="45475378">
+          <wp:inline distT="0" distB="0" distL="0" distR="0" wp14:anchorId="7B41B218" wp14:editId="225A2B66">
             <wp:extent cx="4362450" cy="2533650"/>
             <wp:effectExtent l="0" t="0" r="0" b="0"/>
-            <wp:docPr id="24806203" name="그림 24806203"/>
+            <wp:docPr id="2059707340" name="그림 2059707340"/>
             <wp:cNvGraphicFramePr>
               <a:graphicFrameLocks xmlns:a="http://schemas.openxmlformats.org/drawingml/2006/main" noChangeAspect="1"/>
             </wp:cNvGraphicFramePr>
@@ -20715,10 +20721,10 @@
           <w:noProof/>
         </w:rPr>
         <w:drawing>
-          <wp:inline distT="0" distB="0" distL="0" distR="0" wp14:anchorId="5C5A0652" wp14:editId="04B16EEE">
+          <wp:inline distT="0" distB="0" distL="0" distR="0" wp14:anchorId="783F9DA0" wp14:editId="3B8EFE75">
             <wp:extent cx="4362450" cy="3581400"/>
             <wp:effectExtent l="0" t="0" r="0" b="0"/>
-            <wp:docPr id="1986045845" name="그림 1986045845"/>
+            <wp:docPr id="1510335685" name="그림 1510335685"/>
             <wp:cNvGraphicFramePr>
               <a:graphicFrameLocks xmlns:a="http://schemas.openxmlformats.org/drawingml/2006/main" noChangeAspect="1"/>
             </wp:cNvGraphicFramePr>
@@ -21538,10 +21544,10 @@
           <w:noProof/>
         </w:rPr>
         <w:drawing>
-          <wp:inline distT="0" distB="0" distL="0" distR="0" wp14:anchorId="25F94C98" wp14:editId="67FC3C88">
+          <wp:inline distT="0" distB="0" distL="0" distR="0" wp14:anchorId="77C4A7BE" wp14:editId="4E640AAD">
             <wp:extent cx="4133850" cy="2581275"/>
             <wp:effectExtent l="0" t="0" r="0" b="0"/>
-            <wp:docPr id="467603366" name="그림 467603366"/>
+            <wp:docPr id="1682736316" name="그림 1682736316"/>
             <wp:cNvGraphicFramePr>
               <a:graphicFrameLocks xmlns:a="http://schemas.openxmlformats.org/drawingml/2006/main" noChangeAspect="1"/>
             </wp:cNvGraphicFramePr>
@@ -22111,10 +22117,10 @@
           <w:noProof/>
         </w:rPr>
         <w:drawing>
-          <wp:inline distT="0" distB="0" distL="0" distR="0" wp14:anchorId="52AB1B07" wp14:editId="0938AB6C">
+          <wp:inline distT="0" distB="0" distL="0" distR="0" wp14:anchorId="6EFA62FD" wp14:editId="16B48371">
             <wp:extent cx="4133850" cy="3228975"/>
             <wp:effectExtent l="0" t="0" r="0" b="0"/>
-            <wp:docPr id="1461969387" name="그림 1461969387"/>
+            <wp:docPr id="1696957998" name="그림 1696957998"/>
             <wp:cNvGraphicFramePr>
               <a:graphicFrameLocks xmlns:a="http://schemas.openxmlformats.org/drawingml/2006/main" noChangeAspect="1"/>
             </wp:cNvGraphicFramePr>
@@ -22455,10 +22461,10 @@
           <w:noProof/>
         </w:rPr>
         <w:drawing>
-          <wp:inline distT="0" distB="0" distL="0" distR="0" wp14:anchorId="5E14F379" wp14:editId="64CD4D5C">
+          <wp:inline distT="0" distB="0" distL="0" distR="0" wp14:anchorId="26233F86" wp14:editId="3148B75F">
             <wp:extent cx="4133850" cy="1724025"/>
             <wp:effectExtent l="0" t="0" r="0" b="0"/>
-            <wp:docPr id="2103884021" name="그림 2103884021"/>
+            <wp:docPr id="777979164" name="그림 777979164"/>
             <wp:cNvGraphicFramePr>
               <a:graphicFrameLocks xmlns:a="http://schemas.openxmlformats.org/drawingml/2006/main" noChangeAspect="1"/>
             </wp:cNvGraphicFramePr>
@@ -23038,10 +23044,10 @@
           <w:noProof/>
         </w:rPr>
         <w:drawing>
-          <wp:inline distT="0" distB="0" distL="0" distR="0" wp14:anchorId="331DAB8C" wp14:editId="144AEDA2">
+          <wp:inline distT="0" distB="0" distL="0" distR="0" wp14:anchorId="4DAF7A1F" wp14:editId="5FECE375">
             <wp:extent cx="4133850" cy="2581275"/>
             <wp:effectExtent l="0" t="0" r="0" b="0"/>
-            <wp:docPr id="793417211" name="그림 793417211"/>
+            <wp:docPr id="678391197" name="그림 678391197"/>
             <wp:cNvGraphicFramePr>
               <a:graphicFrameLocks xmlns:a="http://schemas.openxmlformats.org/drawingml/2006/main" noChangeAspect="1"/>
             </wp:cNvGraphicFramePr>
@@ -23557,10 +23563,10 @@
           <w:noProof/>
         </w:rPr>
         <w:drawing>
-          <wp:inline distT="0" distB="0" distL="0" distR="0" wp14:anchorId="198B162D" wp14:editId="07DE8A47">
+          <wp:inline distT="0" distB="0" distL="0" distR="0" wp14:anchorId="1DDEE46F" wp14:editId="0AEE4381">
             <wp:extent cx="1857375" cy="5905500"/>
             <wp:effectExtent l="0" t="0" r="0" b="0"/>
-            <wp:docPr id="711987290" name="그림 711987290"/>
+            <wp:docPr id="359177621" name="그림 359177621"/>
             <wp:cNvGraphicFramePr>
               <a:graphicFrameLocks xmlns:a="http://schemas.openxmlformats.org/drawingml/2006/main" noChangeAspect="1"/>
             </wp:cNvGraphicFramePr>
@@ -23765,10 +23771,10 @@
           <w:noProof/>
         </w:rPr>
         <w:drawing>
-          <wp:inline distT="0" distB="0" distL="0" distR="0" wp14:anchorId="7F6B75AB" wp14:editId="588E23F2">
+          <wp:inline distT="0" distB="0" distL="0" distR="0" wp14:anchorId="71A062C8" wp14:editId="30FA9854">
             <wp:extent cx="4362450" cy="3429000"/>
             <wp:effectExtent l="0" t="0" r="0" b="0"/>
-            <wp:docPr id="756502716" name="그림 756502716"/>
+            <wp:docPr id="199687039" name="그림 199687039"/>
             <wp:cNvGraphicFramePr>
               <a:graphicFrameLocks xmlns:a="http://schemas.openxmlformats.org/drawingml/2006/main" noChangeAspect="1"/>
             </wp:cNvGraphicFramePr>
@@ -23931,7 +23937,7 @@
       <w:pPr>
         <w:pStyle w:val="1"/>
       </w:pPr>
-      <w:bookmarkStart w:id="9" w:name="_Toc244050133"/>
+      <w:bookmarkStart w:id="9" w:name="_Toc244052420"/>
       <w:r>
         <w:t xml:space="preserve">4. </w:t>
       </w:r>
@@ -23950,7 +23956,7 @@
       <w:pPr>
         <w:pStyle w:val="2"/>
       </w:pPr>
-      <w:bookmarkStart w:id="10" w:name="_Toc244050134"/>
+      <w:bookmarkStart w:id="10" w:name="_Toc244052421"/>
       <w:r>
         <w:t xml:space="preserve">4.1 </w:t>
       </w:r>
@@ -24669,7 +24675,7 @@
         <w:t xml:space="preserve"> </w:t>
       </w:r>
       <w:r>
-        <w:t>가온초등학교</w:t>
+        <w:t>경인초등학교</w:t>
       </w:r>
       <w:r>
         <w:t xml:space="preserve"> </w:t>
@@ -24901,7 +24907,7 @@
       <w:pPr>
         <w:pStyle w:val="2"/>
       </w:pPr>
-      <w:bookmarkStart w:id="11" w:name="_Toc244050135"/>
+      <w:bookmarkStart w:id="11" w:name="_Toc244052422"/>
       <w:r>
         <w:t xml:space="preserve">4.2 </w:t>
       </w:r>
@@ -27362,7 +27368,7 @@
       <w:pPr>
         <w:pStyle w:val="2"/>
       </w:pPr>
-      <w:bookmarkStart w:id="12" w:name="_Toc244050136"/>
+      <w:bookmarkStart w:id="12" w:name="_Toc244052423"/>
       <w:r>
         <w:t xml:space="preserve">4.3 </w:t>
       </w:r>
@@ -29086,7 +29092,7 @@
       <w:pPr>
         <w:pStyle w:val="1"/>
       </w:pPr>
-      <w:bookmarkStart w:id="13" w:name="_Toc244050137"/>
+      <w:bookmarkStart w:id="13" w:name="_Toc244052424"/>
       <w:r>
         <w:t xml:space="preserve">5. </w:t>
       </w:r>
@@ -30985,7 +30991,7 @@
               <w:t>(</w:t>
             </w:r>
             <w:r>
-              <w:t>가온초등학교</w:t>
+              <w:t>경인초등학교</w:t>
             </w:r>
             <w:r>
               <w:t>)</w:t>
@@ -31466,7 +31472,7 @@
       <w:pPr>
         <w:pStyle w:val="1"/>
       </w:pPr>
-      <w:bookmarkStart w:id="14" w:name="_Toc244050138"/>
+      <w:bookmarkStart w:id="14" w:name="_Toc244052425"/>
       <w:r>
         <w:t xml:space="preserve">6. </w:t>
       </w:r>
@@ -31485,7 +31491,7 @@
       <w:pPr>
         <w:pStyle w:val="2"/>
       </w:pPr>
-      <w:bookmarkStart w:id="15" w:name="_Toc244050139"/>
+      <w:bookmarkStart w:id="15" w:name="_Toc244052426"/>
       <w:r>
         <w:t xml:space="preserve">6.1 </w:t>
       </w:r>
@@ -33315,7 +33321,7 @@
       <w:pPr>
         <w:pStyle w:val="2"/>
       </w:pPr>
-      <w:bookmarkStart w:id="16" w:name="_Toc244050140"/>
+      <w:bookmarkStart w:id="16" w:name="_Toc244052427"/>
       <w:r>
         <w:t xml:space="preserve">6.2 </w:t>
       </w:r>
@@ -35255,7 +35261,7 @@
       <w:pPr>
         <w:pStyle w:val="2"/>
       </w:pPr>
-      <w:bookmarkStart w:id="17" w:name="_Toc244050141"/>
+      <w:bookmarkStart w:id="17" w:name="_Toc244052428"/>
       <w:r>
         <w:t xml:space="preserve">6.3 </w:t>
       </w:r>
@@ -37292,7 +37298,7 @@
       <w:pPr>
         <w:pStyle w:val="2"/>
       </w:pPr>
-      <w:bookmarkStart w:id="18" w:name="_Toc244050142"/>
+      <w:bookmarkStart w:id="18" w:name="_Toc244052429"/>
       <w:r>
         <w:t xml:space="preserve">6.4 </w:t>
       </w:r>
@@ -38596,7 +38602,7 @@
       <w:pPr>
         <w:pStyle w:val="1"/>
       </w:pPr>
-      <w:bookmarkStart w:id="19" w:name="_Toc244050143"/>
+      <w:bookmarkStart w:id="19" w:name="_Toc244052430"/>
       <w:r>
         <w:t xml:space="preserve">7. </w:t>
       </w:r>
@@ -42635,7 +42641,7 @@
       <w:pPr>
         <w:pStyle w:val="1"/>
       </w:pPr>
-      <w:bookmarkStart w:id="20" w:name="_Toc244050144"/>
+      <w:bookmarkStart w:id="20" w:name="_Toc244052431"/>
       <w:r>
         <w:t xml:space="preserve">8. </w:t>
       </w:r>
@@ -42963,7 +42969,7 @@
       <w:pPr>
         <w:pStyle w:val="2"/>
       </w:pPr>
-      <w:bookmarkStart w:id="21" w:name="_Toc244050145"/>
+      <w:bookmarkStart w:id="21" w:name="_Toc244052432"/>
       <w:r>
         <w:t xml:space="preserve">8.1 </w:t>
       </w:r>
@@ -43937,7 +43943,7 @@
         <w:t>(</w:t>
       </w:r>
       <w:r>
-        <w:t>가온초등학교</w:t>
+        <w:t>경인초등학교</w:t>
       </w:r>
       <w:r>
         <w:t xml:space="preserve"> 5-2 </w:t>
@@ -45004,7 +45010,7 @@
       <w:pPr>
         <w:pStyle w:val="2"/>
       </w:pPr>
-      <w:bookmarkStart w:id="22" w:name="_Toc244050146"/>
+      <w:bookmarkStart w:id="22" w:name="_Toc244052433"/>
       <w:r>
         <w:t xml:space="preserve">8.2 </w:t>
       </w:r>
@@ -46380,7 +46386,7 @@
       <w:pPr>
         <w:pStyle w:val="2"/>
       </w:pPr>
-      <w:bookmarkStart w:id="23" w:name="_Toc244050147"/>
+      <w:bookmarkStart w:id="23" w:name="_Toc244052434"/>
       <w:r>
         <w:t xml:space="preserve">8.3 AI </w:t>
       </w:r>
@@ -47860,7 +47866,7 @@
       <w:pPr>
         <w:pStyle w:val="2"/>
       </w:pPr>
-      <w:bookmarkStart w:id="24" w:name="_Toc244050148"/>
+      <w:bookmarkStart w:id="24" w:name="_Toc244052435"/>
       <w:r>
         <w:t xml:space="preserve">8.4 </w:t>
       </w:r>
@@ -48780,7 +48786,7 @@
       <w:pPr>
         <w:pStyle w:val="1"/>
       </w:pPr>
-      <w:bookmarkStart w:id="25" w:name="_Toc244050149"/>
+      <w:bookmarkStart w:id="25" w:name="_Toc244052436"/>
       <w:r>
         <w:t xml:space="preserve">9. </w:t>
       </w:r>
@@ -50967,7 +50973,7 @@
       <w:pPr>
         <w:pStyle w:val="1"/>
       </w:pPr>
-      <w:bookmarkStart w:id="26" w:name="_Toc244050150"/>
+      <w:bookmarkStart w:id="26" w:name="_Toc244052437"/>
       <w:r>
         <w:t>부록</w:t>
       </w:r>
@@ -51797,7 +51803,7 @@
       <w:pPr>
         <w:pStyle w:val="1"/>
       </w:pPr>
-      <w:bookmarkStart w:id="27" w:name="_Toc244050151"/>
+      <w:bookmarkStart w:id="27" w:name="_Toc244052438"/>
       <w:r>
         <w:t>부록</w:t>
       </w:r>
@@ -53604,7 +53610,7 @@
       <w:pPr>
         <w:pStyle w:val="1"/>
       </w:pPr>
-      <w:bookmarkStart w:id="28" w:name="_Toc244050152"/>
+      <w:bookmarkStart w:id="28" w:name="_Toc244052439"/>
       <w:r>
         <w:t>부록</w:t>
       </w:r>
@@ -56334,10 +56340,64 @@
 <file path=word/numbering.xml><?xml version="1.0" encoding="utf-8"?>
 <w:numbering xmlns:wpc="http://schemas.microsoft.com/office/word/2010/wordprocessingCanvas" xmlns:cx="http://schemas.microsoft.com/office/drawing/2014/chartex" xmlns:cx1="http://schemas.microsoft.com/office/drawing/2015/9/8/chartex" xmlns:cx2="http://schemas.microsoft.com/office/drawing/2015/10/21/chartex" xmlns:cx3="http://schemas.microsoft.com/office/drawing/2016/5/9/chartex" xmlns:cx4="http://schemas.microsoft.com/office/drawing/2016/5/10/chartex" xmlns:cx5="http://schemas.microsoft.com/office/drawing/2016/5/11/chartex" xmlns:cx6="http://schemas.microsoft.com/office/drawing/2016/5/12/chartex" xmlns:cx7="http://schemas.microsoft.com/office/drawing/2016/5/13/chartex" xmlns:cx8="http://schemas.microsoft.com/office/drawing/2016/5/14/chartex" xmlns:mc="http://schemas.openxmlformats.org/markup-compatibility/2006" xmlns:aink="http://schemas.microsoft.com/office/drawing/2016/ink" xmlns:am3d="http://schemas.microsoft.com/office/drawing/2017/model3d" xmlns:o="urn:schemas-microsoft-com:office:office" xmlns:oel="http://schemas.microsoft.com/office/2019/extlst" xmlns:r="http://schemas.openxmlformats.org/officeDocument/2006/relationships" xmlns:m="http://schemas.openxmlformats.org/officeDocument/2006/math" xmlns:v="urn:schemas-microsoft-com:vml" xmlns:wp14="http://schemas.microsoft.com/office/word/2010/wordprocessingDrawing" xmlns:wp="http://schemas.openxmlformats.org/drawingml/2006/wordprocessingDrawing" xmlns:w10="urn:schemas-microsoft-com:office:word" xmlns:w="http://schemas.openxmlformats.org/wordprocessingml/2006/main" xmlns:w14="http://schemas.microsoft.com/office/word/2010/wordml" xmlns:w15="http://schemas.microsoft.com/office/word/2012/wordml" xmlns:w16cex="http://schemas.microsoft.com/office/word/2018/wordml/cex" xmlns:w16cid="http://schemas.microsoft.com/office/word/2016/wordml/cid" xmlns:w16="http://schemas.microsoft.com/office/word/2018/wordml" xmlns:w16du="http://schemas.microsoft.com/office/word/2023/wordml/word16du" xmlns:w16sdtdh="http://schemas.microsoft.com/office/word/2020/wordml/sdtdatahash" xmlns:w16sdtfl="http://schemas.microsoft.com/office/word/2024/wordml/sdtformatlock" xmlns:w16se="http://schemas.microsoft.com/office/word/2015/wordml/symex" xmlns:wpg="http://schemas.microsoft.com/office/word/2010/wordprocessingGroup" xmlns:wpi="http://schemas.microsoft.com/office/word/2010/wordprocessingInk" xmlns:wne="http://schemas.microsoft.com/office/word/2006/wordml" xmlns:wps="http://schemas.microsoft.com/office/word/2010/wordprocessingShape" mc:Ignorable="w14 w15 w16se w16cid w16 w16cex w16sdtdh w16sdtfl w16du wp14">
   <w:abstractNum w:abstractNumId="0" w15:restartNumberingAfterBreak="0">
-    <w:nsid w:val="3CD90977"/>
+    <w:nsid w:val="4FC1750F"/>
     <w:multiLevelType w:val="hybridMultilevel"/>
-    <w:tmpl w:val="BA086D20"/>
-    <w:lvl w:ilvl="0" w:tplc="E53CE72A">
+    <w:tmpl w:val="FD4E51D8"/>
+    <w:lvl w:ilvl="0" w:tplc="2D880852">
+      <w:start w:val="1"/>
+      <w:numFmt w:val="bullet"/>
+      <w:lvlText w:val="•"/>
+      <w:lvlJc w:val="left"/>
+      <w:pPr>
+        <w:ind w:left="640" w:hanging="320"/>
+      </w:pPr>
+    </w:lvl>
+    <w:lvl w:ilvl="1" w:tplc="86B0A0F6">
+      <w:numFmt w:val="decimal"/>
+      <w:lvlText w:val=""/>
+      <w:lvlJc w:val="left"/>
+    </w:lvl>
+    <w:lvl w:ilvl="2" w:tplc="786E92CE">
+      <w:numFmt w:val="decimal"/>
+      <w:lvlText w:val=""/>
+      <w:lvlJc w:val="left"/>
+    </w:lvl>
+    <w:lvl w:ilvl="3" w:tplc="4E2E9200">
+      <w:numFmt w:val="decimal"/>
+      <w:lvlText w:val=""/>
+      <w:lvlJc w:val="left"/>
+    </w:lvl>
+    <w:lvl w:ilvl="4" w:tplc="B4E677DC">
+      <w:numFmt w:val="decimal"/>
+      <w:lvlText w:val=""/>
+      <w:lvlJc w:val="left"/>
+    </w:lvl>
+    <w:lvl w:ilvl="5" w:tplc="C3D4300C">
+      <w:numFmt w:val="decimal"/>
+      <w:lvlText w:val=""/>
+      <w:lvlJc w:val="left"/>
+    </w:lvl>
+    <w:lvl w:ilvl="6" w:tplc="994C7950">
+      <w:numFmt w:val="decimal"/>
+      <w:lvlText w:val=""/>
+      <w:lvlJc w:val="left"/>
+    </w:lvl>
+    <w:lvl w:ilvl="7" w:tplc="75CA464E">
+      <w:numFmt w:val="decimal"/>
+      <w:lvlText w:val=""/>
+      <w:lvlJc w:val="left"/>
+    </w:lvl>
+    <w:lvl w:ilvl="8" w:tplc="B178C8BE">
+      <w:numFmt w:val="decimal"/>
+      <w:lvlText w:val=""/>
+      <w:lvlJc w:val="left"/>
+    </w:lvl>
+  </w:abstractNum>
+  <w:abstractNum w:abstractNumId="1" w15:restartNumberingAfterBreak="0">
+    <w:nsid w:val="54737B3C"/>
+    <w:multiLevelType w:val="hybridMultilevel"/>
+    <w:tmpl w:val="12DE25BC"/>
+    <w:lvl w:ilvl="0" w:tplc="DFA6877E">
       <w:start w:val="1"/>
       <w:numFmt w:val="decimal"/>
       <w:lvlText w:val="%1."/>
@@ -56346,52 +56406,52 @@
         <w:ind w:left="640" w:hanging="360"/>
       </w:pPr>
     </w:lvl>
-    <w:lvl w:ilvl="1" w:tplc="D514ED92">
+    <w:lvl w:ilvl="1" w:tplc="54CC71CE">
       <w:numFmt w:val="decimal"/>
       <w:lvlText w:val=""/>
       <w:lvlJc w:val="left"/>
     </w:lvl>
-    <w:lvl w:ilvl="2" w:tplc="9C5281C6">
+    <w:lvl w:ilvl="2" w:tplc="7AB294CA">
       <w:numFmt w:val="decimal"/>
       <w:lvlText w:val=""/>
       <w:lvlJc w:val="left"/>
     </w:lvl>
-    <w:lvl w:ilvl="3" w:tplc="07DCC14E">
+    <w:lvl w:ilvl="3" w:tplc="72E087A6">
       <w:numFmt w:val="decimal"/>
       <w:lvlText w:val=""/>
       <w:lvlJc w:val="left"/>
     </w:lvl>
-    <w:lvl w:ilvl="4" w:tplc="68F26A3C">
+    <w:lvl w:ilvl="4" w:tplc="740A0BA6">
       <w:numFmt w:val="decimal"/>
       <w:lvlText w:val=""/>
       <w:lvlJc w:val="left"/>
     </w:lvl>
-    <w:lvl w:ilvl="5" w:tplc="13F28CFE">
+    <w:lvl w:ilvl="5" w:tplc="33221D2E">
       <w:numFmt w:val="decimal"/>
       <w:lvlText w:val=""/>
       <w:lvlJc w:val="left"/>
     </w:lvl>
-    <w:lvl w:ilvl="6" w:tplc="7FBA8FC2">
+    <w:lvl w:ilvl="6" w:tplc="F7342EFA">
       <w:numFmt w:val="decimal"/>
       <w:lvlText w:val=""/>
       <w:lvlJc w:val="left"/>
     </w:lvl>
-    <w:lvl w:ilvl="7" w:tplc="6A6E7844">
+    <w:lvl w:ilvl="7" w:tplc="AFCCD2D6">
       <w:numFmt w:val="decimal"/>
       <w:lvlText w:val=""/>
       <w:lvlJc w:val="left"/>
     </w:lvl>
-    <w:lvl w:ilvl="8" w:tplc="4496A61A">
+    <w:lvl w:ilvl="8" w:tplc="E85CD58A">
       <w:numFmt w:val="decimal"/>
       <w:lvlText w:val=""/>
       <w:lvlJc w:val="left"/>
     </w:lvl>
   </w:abstractNum>
-  <w:abstractNum w:abstractNumId="1" w15:restartNumberingAfterBreak="0">
-    <w:nsid w:val="44AD5C18"/>
+  <w:abstractNum w:abstractNumId="2" w15:restartNumberingAfterBreak="0">
+    <w:nsid w:val="6AD53297"/>
     <w:multiLevelType w:val="hybridMultilevel"/>
-    <w:tmpl w:val="0E729A0E"/>
-    <w:lvl w:ilvl="0" w:tplc="AB7E6C10">
+    <w:tmpl w:val="F86836D0"/>
+    <w:lvl w:ilvl="0" w:tplc="4E36E934">
       <w:start w:val="1"/>
       <w:numFmt w:val="bullet"/>
       <w:lvlText w:val="●"/>
@@ -56400,7 +56460,7 @@
         <w:ind w:left="720" w:hanging="360"/>
       </w:pPr>
     </w:lvl>
-    <w:lvl w:ilvl="1" w:tplc="1EBA30E4">
+    <w:lvl w:ilvl="1" w:tplc="3732F99A">
       <w:start w:val="1"/>
       <w:numFmt w:val="bullet"/>
       <w:lvlText w:val="○"/>
@@ -56409,7 +56469,7 @@
         <w:ind w:left="1440" w:hanging="360"/>
       </w:pPr>
     </w:lvl>
-    <w:lvl w:ilvl="2" w:tplc="139A619A">
+    <w:lvl w:ilvl="2" w:tplc="25FEED30">
       <w:start w:val="1"/>
       <w:numFmt w:val="bullet"/>
       <w:lvlText w:val="■"/>
@@ -56418,7 +56478,7 @@
         <w:ind w:left="2160" w:hanging="360"/>
       </w:pPr>
     </w:lvl>
-    <w:lvl w:ilvl="3" w:tplc="AD844542">
+    <w:lvl w:ilvl="3" w:tplc="0D76DA56">
       <w:start w:val="1"/>
       <w:numFmt w:val="bullet"/>
       <w:lvlText w:val="●"/>
@@ -56427,7 +56487,7 @@
         <w:ind w:left="2880" w:hanging="360"/>
       </w:pPr>
     </w:lvl>
-    <w:lvl w:ilvl="4" w:tplc="616022CE">
+    <w:lvl w:ilvl="4" w:tplc="B4F80EAE">
       <w:start w:val="1"/>
       <w:numFmt w:val="bullet"/>
       <w:lvlText w:val="○"/>
@@ -56436,7 +56496,7 @@
         <w:ind w:left="3600" w:hanging="360"/>
       </w:pPr>
     </w:lvl>
-    <w:lvl w:ilvl="5" w:tplc="892E1FD6">
+    <w:lvl w:ilvl="5" w:tplc="8DD0E1CE">
       <w:start w:val="1"/>
       <w:numFmt w:val="bullet"/>
       <w:lvlText w:val="■"/>
@@ -56445,7 +56505,7 @@
         <w:ind w:left="4320" w:hanging="360"/>
       </w:pPr>
     </w:lvl>
-    <w:lvl w:ilvl="6" w:tplc="ABC667DC">
+    <w:lvl w:ilvl="6" w:tplc="4608174A">
       <w:start w:val="1"/>
       <w:numFmt w:val="bullet"/>
       <w:lvlText w:val="●"/>
@@ -56454,7 +56514,7 @@
         <w:ind w:left="5040" w:hanging="360"/>
       </w:pPr>
     </w:lvl>
-    <w:lvl w:ilvl="7" w:tplc="DA906310">
+    <w:lvl w:ilvl="7" w:tplc="BB44B110">
       <w:start w:val="1"/>
       <w:numFmt w:val="bullet"/>
       <w:lvlText w:val="●"/>
@@ -56463,7 +56523,7 @@
         <w:ind w:left="5760" w:hanging="360"/>
       </w:pPr>
     </w:lvl>
-    <w:lvl w:ilvl="8" w:tplc="F6F22588">
+    <w:lvl w:ilvl="8" w:tplc="302450EE">
       <w:start w:val="1"/>
       <w:numFmt w:val="bullet"/>
       <w:lvlText w:val="●"/>
@@ -56473,86 +56533,32 @@
       </w:pPr>
     </w:lvl>
   </w:abstractNum>
-  <w:abstractNum w:abstractNumId="2" w15:restartNumberingAfterBreak="0">
-    <w:nsid w:val="71FA5A78"/>
-    <w:multiLevelType w:val="hybridMultilevel"/>
-    <w:tmpl w:val="0BE80A2E"/>
-    <w:lvl w:ilvl="0" w:tplc="F5763854">
-      <w:start w:val="1"/>
-      <w:numFmt w:val="bullet"/>
-      <w:lvlText w:val="•"/>
-      <w:lvlJc w:val="left"/>
-      <w:pPr>
-        <w:ind w:left="640" w:hanging="320"/>
-      </w:pPr>
-    </w:lvl>
-    <w:lvl w:ilvl="1" w:tplc="3D0444FC">
-      <w:numFmt w:val="decimal"/>
-      <w:lvlText w:val=""/>
-      <w:lvlJc w:val="left"/>
-    </w:lvl>
-    <w:lvl w:ilvl="2" w:tplc="02D03B1A">
-      <w:numFmt w:val="decimal"/>
-      <w:lvlText w:val=""/>
-      <w:lvlJc w:val="left"/>
-    </w:lvl>
-    <w:lvl w:ilvl="3" w:tplc="DD72F1F0">
-      <w:numFmt w:val="decimal"/>
-      <w:lvlText w:val=""/>
-      <w:lvlJc w:val="left"/>
-    </w:lvl>
-    <w:lvl w:ilvl="4" w:tplc="08889976">
-      <w:numFmt w:val="decimal"/>
-      <w:lvlText w:val=""/>
-      <w:lvlJc w:val="left"/>
-    </w:lvl>
-    <w:lvl w:ilvl="5" w:tplc="E82439B6">
-      <w:numFmt w:val="decimal"/>
-      <w:lvlText w:val=""/>
-      <w:lvlJc w:val="left"/>
-    </w:lvl>
-    <w:lvl w:ilvl="6" w:tplc="822C61AE">
-      <w:numFmt w:val="decimal"/>
-      <w:lvlText w:val=""/>
-      <w:lvlJc w:val="left"/>
-    </w:lvl>
-    <w:lvl w:ilvl="7" w:tplc="C6484174">
-      <w:numFmt w:val="decimal"/>
-      <w:lvlText w:val=""/>
-      <w:lvlJc w:val="left"/>
-    </w:lvl>
-    <w:lvl w:ilvl="8" w:tplc="85268AB2">
-      <w:numFmt w:val="decimal"/>
-      <w:lvlText w:val=""/>
-      <w:lvlJc w:val="left"/>
-    </w:lvl>
-  </w:abstractNum>
-  <w:num w:numId="1" w16cid:durableId="1292639622">
+  <w:num w:numId="1" w16cid:durableId="403797130">
+    <w:abstractNumId w:val="2"/>
+    <w:lvlOverride w:ilvl="0">
+      <w:startOverride w:val="1"/>
+    </w:lvlOverride>
+  </w:num>
+  <w:num w:numId="2" w16cid:durableId="1730836949">
+    <w:abstractNumId w:val="0"/>
+    <w:lvlOverride w:ilvl="0">
+      <w:startOverride w:val="1"/>
+    </w:lvlOverride>
+  </w:num>
+  <w:num w:numId="3" w16cid:durableId="359164800">
     <w:abstractNumId w:val="1"/>
     <w:lvlOverride w:ilvl="0">
       <w:startOverride w:val="1"/>
     </w:lvlOverride>
   </w:num>
-  <w:num w:numId="2" w16cid:durableId="226844776">
-    <w:abstractNumId w:val="2"/>
+  <w:num w:numId="4" w16cid:durableId="1900897600">
+    <w:abstractNumId w:val="1"/>
     <w:lvlOverride w:ilvl="0">
       <w:startOverride w:val="1"/>
     </w:lvlOverride>
   </w:num>
-  <w:num w:numId="3" w16cid:durableId="983965886">
-    <w:abstractNumId w:val="0"/>
-    <w:lvlOverride w:ilvl="0">
-      <w:startOverride w:val="1"/>
-    </w:lvlOverride>
-  </w:num>
-  <w:num w:numId="4" w16cid:durableId="1773280425">
-    <w:abstractNumId w:val="0"/>
-    <w:lvlOverride w:ilvl="0">
-      <w:startOverride w:val="1"/>
-    </w:lvlOverride>
-  </w:num>
-  <w:num w:numId="5" w16cid:durableId="897403201">
-    <w:abstractNumId w:val="0"/>
+  <w:num w:numId="5" w16cid:durableId="1779519712">
+    <w:abstractNumId w:val="1"/>
     <w:lvlOverride w:ilvl="0">
       <w:startOverride w:val="1"/>
     </w:lvlOverride>
@@ -57158,7 +57164,7 @@
     <w:autoRedefine/>
     <w:uiPriority w:val="39"/>
     <w:unhideWhenUsed/>
-    <w:rsid w:val="008D0362"/>
+    <w:rsid w:val="007D2266"/>
   </w:style>
   <w:style w:type="paragraph" w:styleId="20">
     <w:name w:val="toc 2"/>
@@ -57167,7 +57173,7 @@
     <w:autoRedefine/>
     <w:uiPriority w:val="39"/>
     <w:unhideWhenUsed/>
-    <w:rsid w:val="008D0362"/>
+    <w:rsid w:val="007D2266"/>
     <w:pPr>
       <w:ind w:leftChars="200" w:left="425"/>
     </w:pPr>
@@ -57178,7 +57184,7 @@
     <w:link w:val="Char0"/>
     <w:uiPriority w:val="99"/>
     <w:unhideWhenUsed/>
-    <w:rsid w:val="008D0362"/>
+    <w:rsid w:val="007D2266"/>
     <w:pPr>
       <w:tabs>
         <w:tab w:val="center" w:pos="4513"/>
@@ -57192,7 +57198,7 @@
     <w:basedOn w:val="a0"/>
     <w:link w:val="a8"/>
     <w:uiPriority w:val="99"/>
-    <w:rsid w:val="008D0362"/>
+    <w:rsid w:val="007D2266"/>
   </w:style>
   <w:style w:type="paragraph" w:styleId="a9">
     <w:name w:val="footer"/>
@@ -57200,7 +57206,7 @@
     <w:link w:val="Char1"/>
     <w:uiPriority w:val="99"/>
     <w:unhideWhenUsed/>
-    <w:rsid w:val="008D0362"/>
+    <w:rsid w:val="007D2266"/>
     <w:pPr>
       <w:tabs>
         <w:tab w:val="center" w:pos="4513"/>
@@ -57214,7 +57220,7 @@
     <w:basedOn w:val="a0"/>
     <w:link w:val="a9"/>
     <w:uiPriority w:val="99"/>
-    <w:rsid w:val="008D0362"/>
+    <w:rsid w:val="007D2266"/>
   </w:style>
 </w:styles>
 </file>
